--- a/docs/lista_louvores/Textos_Louvores/DE TODO O MEU CORAÇÃO.docx
+++ b/docs/lista_louvores/Textos_Louvores/DE TODO O MEU CORAÇÃO.docx
@@ -4,21 +4,12 @@
   <w:body>
     <w:p>
       <w:pPr>
-        <w:pStyle w:val="SemEspaamento"/>
-        <w:rPr>
-          <w:rFonts w:ascii="Times New Roman" w:hAnsi="Times New Roman" w:cs="Times New Roman"/>
-        </w:rPr>
+        <w:pStyle w:val="Ttulo1"/>
       </w:pPr>
       <w:r>
-        <w:rPr>
-          <w:rFonts w:ascii="Times New Roman" w:hAnsi="Times New Roman" w:cs="Times New Roman"/>
-        </w:rPr>
         <w:t>DE TODO O MEU CORAÇÃO</w:t>
       </w:r>
       <w:r>
-        <w:rPr>
-          <w:rFonts w:ascii="Times New Roman" w:hAnsi="Times New Roman" w:cs="Times New Roman"/>
-        </w:rPr>
         <w:t xml:space="preserve"> </w:t>
       </w:r>
     </w:p>
@@ -117,7 +108,21 @@
           <w:rFonts w:ascii="Times New Roman" w:hAnsi="Times New Roman"/>
         </w:rPr>
         <w:br/>
-        <w:t>De só viver pra Teu louvor</w:t>
+        <w:t xml:space="preserve">De só viver </w:t>
+      </w:r>
+      <w:proofErr w:type="gramStart"/>
+      <w:r>
+        <w:rPr>
+          <w:rFonts w:ascii="Times New Roman" w:hAnsi="Times New Roman"/>
+        </w:rPr>
+        <w:t>pra</w:t>
+      </w:r>
+      <w:proofErr w:type="gramEnd"/>
+      <w:r>
+        <w:rPr>
+          <w:rFonts w:ascii="Times New Roman" w:hAnsi="Times New Roman"/>
+        </w:rPr>
+        <w:t xml:space="preserve"> Teu louvor</w:t>
       </w:r>
     </w:p>
     <w:p>
@@ -130,7 +135,21 @@
         <w:rPr>
           <w:rFonts w:ascii="Times New Roman" w:hAnsi="Times New Roman"/>
         </w:rPr>
-        <w:t>Tu, ó Senhor, és abrigo pra mim</w:t>
+        <w:t xml:space="preserve">Tu, ó Senhor, és abrigo </w:t>
+      </w:r>
+      <w:proofErr w:type="gramStart"/>
+      <w:r>
+        <w:rPr>
+          <w:rFonts w:ascii="Times New Roman" w:hAnsi="Times New Roman"/>
+        </w:rPr>
+        <w:t>pra</w:t>
+      </w:r>
+      <w:proofErr w:type="gramEnd"/>
+      <w:r>
+        <w:rPr>
+          <w:rFonts w:ascii="Times New Roman" w:hAnsi="Times New Roman"/>
+        </w:rPr>
+        <w:t xml:space="preserve"> mim</w:t>
       </w:r>
       <w:r>
         <w:rPr>
@@ -239,29 +258,16 @@
       <w:r>
         <w:rPr>
           <w:rFonts w:ascii="Times New Roman" w:hAnsi="Times New Roman"/>
-          <w:b/>
-          <w:bCs/>
-        </w:rPr>
-        <w:t>[</w:t>
-      </w:r>
-      <w:r>
-        <w:rPr>
-          <w:rFonts w:ascii="Times New Roman" w:hAnsi="Times New Roman"/>
-          <w:b/>
-          <w:bCs/>
-        </w:rPr>
-        <w:t>2X</w:t>
-      </w:r>
-      <w:r>
-        <w:rPr>
-          <w:rFonts w:ascii="Times New Roman" w:hAnsi="Times New Roman"/>
-          <w:b/>
-          <w:bCs/>
-        </w:rPr>
-        <w:t>]</w:t>
+        </w:rPr>
+        <w:br/>
+      </w:r>
+      <w:r>
+        <w:rPr>
+          <w:rFonts w:ascii="Times New Roman" w:hAnsi="Times New Roman"/>
+        </w:rPr>
+        <w:t xml:space="preserve">Oferta suave de um adorador! </w:t>
       </w:r>
     </w:p>
-    <w:p/>
     <w:sectPr>
       <w:pgSz w:w="11906" w:h="16838"/>
       <w:pgMar w:top="1417" w:right="1701" w:bottom="1417" w:left="1701" w:header="708" w:footer="708" w:gutter="0"/>
